--- a/courts/seventh-circuit/wisconsin/state/supreme-court/petition-for-rehearing/usage/OUTPUT-petition-for-rehearing.docx
+++ b/courts/seventh-circuit/wisconsin/state/supreme-court/petition-for-rehearing/usage/OUTPUT-petition-for-rehearing.docx
@@ -3525,9 +3525,7 @@
                 <w:sz w:val="20"/>
                 <w:szCs w:val="20"/>
               </w:rPr>
-              <w:t xml:space="preserve">105</w:t>
-              <w:noBreakHyphen/>
-              <w:t xml:space="preserve">478</w:t>
+              <w:t xml:space="preserve">105-⁠478</w:t>
             </w:r>
           </w:p>
           <w:p>
@@ -5328,7 +5326,7 @@
     <w:qFormat/>
     <w:pPr>
       <w:keepLines/>
-      <w:spacing w:before="0" w:after="140" w:line="253" w:lineRule="exact"/>
+      <w:spacing w:before="23" w:after="140" w:line="253" w:lineRule="exact"/>
     </w:pPr>
     <w:rPr>
       <w:sz w:val="22"/>
